--- a/public/templates/liquidacion-propietario-base.docx
+++ b/public/templates/liquidacion-propietario-base.docx
@@ -66,15 +66,17 @@
       <w:tr>
         <w:trPr>
           <w:cnfStyle w:val="100000000000" w:firstRow="1" w:lastRow="0" w:firstColumn="0" w:lastColumn="0" w:oddVBand="0" w:evenVBand="0" w:oddHBand="0" w:evenHBand="0" w:firstRowFirstColumn="0" w:firstRowLastColumn="0" w:lastRowFirstColumn="0" w:lastRowLastColumn="0"/>
+          <w:trHeight w:val="453"/>
         </w:trPr>
         <w:tc>
           <w:tcPr>
             <w:cnfStyle w:val="001000000000" w:firstRow="0" w:lastRow="0" w:firstColumn="1" w:lastColumn="0" w:oddVBand="0" w:evenVBand="0" w:oddHBand="0" w:evenHBand="0" w:firstRowFirstColumn="0" w:firstRowLastColumn="0" w:lastRowFirstColumn="0" w:lastRowLastColumn="0"/>
             <w:tcW w:w="3152" w:type="dxa"/>
-          </w:tcPr>
-          <w:p>
-            <w:pPr>
-              <w:jc w:val="both"/>
+            <w:vAlign w:val="center"/>
+          </w:tcPr>
+          <w:p>
+            <w:pPr>
+              <w:jc w:val="center"/>
               <w:rPr>
                 <w:lang w:val="es-AR"/>
               </w:rPr>
@@ -90,10 +92,11 @@
         <w:tc>
           <w:tcPr>
             <w:tcW w:w="2951" w:type="dxa"/>
-          </w:tcPr>
-          <w:p>
-            <w:pPr>
-              <w:jc w:val="both"/>
+            <w:vAlign w:val="center"/>
+          </w:tcPr>
+          <w:p>
+            <w:pPr>
+              <w:jc w:val="center"/>
               <w:cnfStyle w:val="100000000000" w:firstRow="1" w:lastRow="0" w:firstColumn="0" w:lastColumn="0" w:oddVBand="0" w:evenVBand="0" w:oddHBand="0" w:evenHBand="0" w:firstRowFirstColumn="0" w:firstRowLastColumn="0" w:lastRowFirstColumn="0" w:lastRowLastColumn="0"/>
               <w:rPr>
                 <w:lang w:val="es-AR"/>
@@ -110,10 +113,11 @@
         <w:tc>
           <w:tcPr>
             <w:tcW w:w="2725" w:type="dxa"/>
-          </w:tcPr>
-          <w:p>
-            <w:pPr>
-              <w:jc w:val="both"/>
+            <w:vAlign w:val="center"/>
+          </w:tcPr>
+          <w:p>
+            <w:pPr>
+              <w:jc w:val="center"/>
               <w:cnfStyle w:val="100000000000" w:firstRow="1" w:lastRow="0" w:firstColumn="0" w:lastColumn="0" w:oddVBand="0" w:evenVBand="0" w:oddHBand="0" w:evenHBand="0" w:firstRowFirstColumn="0" w:firstRowLastColumn="0" w:lastRowFirstColumn="0" w:lastRowLastColumn="0"/>
               <w:rPr>
                 <w:lang w:val="es-AR"/>
@@ -330,20 +334,18 @@
           <w:tcPr>
             <w:cnfStyle w:val="001000000000" w:firstRow="0" w:lastRow="0" w:firstColumn="1" w:lastColumn="0" w:oddVBand="0" w:evenVBand="0" w:oddHBand="0" w:evenHBand="0" w:firstRowFirstColumn="0" w:firstRowLastColumn="0" w:lastRowFirstColumn="0" w:lastRowLastColumn="0"/>
             <w:tcW w:w="3152" w:type="dxa"/>
-          </w:tcPr>
-          <w:p>
-            <w:pPr>
-              <w:jc w:val="both"/>
-              <w:rPr>
-                <w:b w:val="0"/>
-                <w:bCs w:val="0"/>
-                <w:lang w:val="es-AR"/>
-              </w:rPr>
-            </w:pPr>
-            <w:r>
-              <w:rPr>
-                <w:b w:val="0"/>
-                <w:bCs w:val="0"/>
+            <w:shd w:val="clear" w:color="auto" w:fill="DAEFE2" w:themeFill="accent3" w:themeFillTint="33"/>
+            <w:vAlign w:val="center"/>
+          </w:tcPr>
+          <w:p>
+            <w:pPr>
+              <w:jc w:val="center"/>
+              <w:rPr>
+                <w:lang w:val="es-AR"/>
+              </w:rPr>
+            </w:pPr>
+            <w:r>
+              <w:rPr>
                 <w:color w:val="4BAF73" w:themeColor="accent3"/>
                 <w:lang w:val="es-AR"/>
               </w:rPr>
@@ -354,12 +356,15 @@
         <w:tc>
           <w:tcPr>
             <w:tcW w:w="2951" w:type="dxa"/>
+            <w:shd w:val="clear" w:color="auto" w:fill="DAEFE2" w:themeFill="accent3" w:themeFillTint="33"/>
           </w:tcPr>
           <w:p>
             <w:pPr>
               <w:jc w:val="both"/>
               <w:cnfStyle w:val="000000100000" w:firstRow="0" w:lastRow="0" w:firstColumn="0" w:lastColumn="0" w:oddVBand="0" w:evenVBand="0" w:oddHBand="1" w:evenHBand="0" w:firstRowFirstColumn="0" w:firstRowLastColumn="0" w:lastRowFirstColumn="0" w:lastRowLastColumn="0"/>
               <w:rPr>
+                <w:b/>
+                <w:bCs/>
                 <w:lang w:val="es-AR"/>
               </w:rPr>
             </w:pPr>
@@ -368,17 +373,23 @@
         <w:tc>
           <w:tcPr>
             <w:tcW w:w="2725" w:type="dxa"/>
-          </w:tcPr>
-          <w:p>
-            <w:pPr>
-              <w:jc w:val="both"/>
+            <w:shd w:val="clear" w:color="auto" w:fill="DAEFE2" w:themeFill="accent3" w:themeFillTint="33"/>
+            <w:vAlign w:val="center"/>
+          </w:tcPr>
+          <w:p>
+            <w:pPr>
+              <w:jc w:val="center"/>
               <w:cnfStyle w:val="000000100000" w:firstRow="0" w:lastRow="0" w:firstColumn="0" w:lastColumn="0" w:oddVBand="0" w:evenVBand="0" w:oddHBand="1" w:evenHBand="0" w:firstRowFirstColumn="0" w:firstRowLastColumn="0" w:lastRowFirstColumn="0" w:lastRowLastColumn="0"/>
               <w:rPr>
-                <w:lang w:val="es-AR"/>
-              </w:rPr>
-            </w:pPr>
-            <w:r>
-              <w:rPr>
+                <w:b/>
+                <w:bCs/>
+                <w:lang w:val="es-AR"/>
+              </w:rPr>
+            </w:pPr>
+            <w:r>
+              <w:rPr>
+                <w:b/>
+                <w:bCs/>
                 <w:color w:val="4BAF73" w:themeColor="accent3"/>
                 <w:lang w:val="es-AR"/>
               </w:rPr>
@@ -387,6 +398,8 @@
             <w:proofErr w:type="spellStart"/>
             <w:r>
               <w:rPr>
+                <w:b/>
+                <w:bCs/>
                 <w:color w:val="4BAF73" w:themeColor="accent3"/>
                 <w:lang w:val="es-AR"/>
               </w:rPr>
@@ -396,6 +409,8 @@
             <w:proofErr w:type="gramStart"/>
             <w:r>
               <w:rPr>
+                <w:b/>
+                <w:bCs/>
                 <w:color w:val="4BAF73" w:themeColor="accent3"/>
                 <w:lang w:val="es-AR"/>
               </w:rPr>
@@ -639,21 +654,19 @@
           <w:tcPr>
             <w:cnfStyle w:val="001000000000" w:firstRow="0" w:lastRow="0" w:firstColumn="1" w:lastColumn="0" w:oddVBand="0" w:evenVBand="0" w:oddHBand="0" w:evenHBand="0" w:firstRowFirstColumn="0" w:firstRowLastColumn="0" w:lastRowFirstColumn="0" w:lastRowLastColumn="0"/>
             <w:tcW w:w="3152" w:type="dxa"/>
-          </w:tcPr>
-          <w:p>
-            <w:pPr>
-              <w:jc w:val="both"/>
-              <w:rPr>
-                <w:b w:val="0"/>
-                <w:bCs w:val="0"/>
+            <w:shd w:val="clear" w:color="auto" w:fill="DAEFE2" w:themeFill="accent3" w:themeFillTint="33"/>
+            <w:vAlign w:val="center"/>
+          </w:tcPr>
+          <w:p>
+            <w:pPr>
+              <w:jc w:val="center"/>
+              <w:rPr>
                 <w:lang w:val="es-AR"/>
               </w:rPr>
             </w:pPr>
             <w:proofErr w:type="gramStart"/>
             <w:r>
               <w:rPr>
-                <w:b w:val="0"/>
-                <w:bCs w:val="0"/>
                 <w:color w:val="4BAF73" w:themeColor="accent3"/>
                 <w:lang w:val="es-AR"/>
               </w:rPr>
@@ -662,8 +675,6 @@
             <w:proofErr w:type="gramEnd"/>
             <w:r>
               <w:rPr>
-                <w:b w:val="0"/>
-                <w:bCs w:val="0"/>
                 <w:color w:val="4BAF73" w:themeColor="accent3"/>
                 <w:lang w:val="es-AR"/>
               </w:rPr>
@@ -674,17 +685,23 @@
         <w:tc>
           <w:tcPr>
             <w:tcW w:w="2951" w:type="dxa"/>
-          </w:tcPr>
-          <w:p>
-            <w:pPr>
-              <w:jc w:val="both"/>
+            <w:shd w:val="clear" w:color="auto" w:fill="DAEFE2" w:themeFill="accent3" w:themeFillTint="33"/>
+            <w:vAlign w:val="center"/>
+          </w:tcPr>
+          <w:p>
+            <w:pPr>
+              <w:jc w:val="center"/>
               <w:cnfStyle w:val="000000000000" w:firstRow="0" w:lastRow="0" w:firstColumn="0" w:lastColumn="0" w:oddVBand="0" w:evenVBand="0" w:oddHBand="0" w:evenHBand="0" w:firstRowFirstColumn="0" w:firstRowLastColumn="0" w:lastRowFirstColumn="0" w:lastRowLastColumn="0"/>
               <w:rPr>
-                <w:lang w:val="es-AR"/>
-              </w:rPr>
-            </w:pPr>
-            <w:r>
-              <w:rPr>
+                <w:b/>
+                <w:bCs/>
+                <w:lang w:val="es-AR"/>
+              </w:rPr>
+            </w:pPr>
+            <w:r>
+              <w:rPr>
+                <w:b/>
+                <w:bCs/>
                 <w:color w:val="4BAF73" w:themeColor="accent3"/>
                 <w:lang w:val="es-AR"/>
               </w:rPr>
@@ -693,6 +710,8 @@
             <w:proofErr w:type="spellStart"/>
             <w:r>
               <w:rPr>
+                <w:b/>
+                <w:bCs/>
                 <w:color w:val="4BAF73" w:themeColor="accent3"/>
                 <w:lang w:val="es-AR"/>
               </w:rPr>
@@ -702,6 +721,8 @@
             <w:proofErr w:type="gramStart"/>
             <w:r>
               <w:rPr>
+                <w:b/>
+                <w:bCs/>
                 <w:color w:val="4BAF73" w:themeColor="accent3"/>
                 <w:lang w:val="es-AR"/>
               </w:rPr>
@@ -713,6 +734,7 @@
         <w:tc>
           <w:tcPr>
             <w:tcW w:w="2725" w:type="dxa"/>
+            <w:shd w:val="clear" w:color="auto" w:fill="DAEFE2" w:themeFill="accent3" w:themeFillTint="33"/>
           </w:tcPr>
           <w:p>
             <w:pPr>
@@ -728,6 +750,7 @@
       <w:tr>
         <w:trPr>
           <w:cnfStyle w:val="000000100000" w:firstRow="0" w:lastRow="0" w:firstColumn="0" w:lastColumn="0" w:oddVBand="0" w:evenVBand="0" w:oddHBand="1" w:evenHBand="0" w:firstRowFirstColumn="0" w:firstRowLastColumn="0" w:lastRowFirstColumn="0" w:lastRowLastColumn="0"/>
+          <w:trHeight w:val="528"/>
         </w:trPr>
         <w:tc>
           <w:tcPr>
@@ -735,10 +758,11 @@
             <w:tcW w:w="6103" w:type="dxa"/>
             <w:gridSpan w:val="2"/>
             <w:shd w:val="clear" w:color="auto" w:fill="4BAF73" w:themeFill="accent3"/>
-          </w:tcPr>
-          <w:p>
-            <w:pPr>
-              <w:jc w:val="both"/>
+            <w:vAlign w:val="center"/>
+          </w:tcPr>
+          <w:p>
+            <w:pPr>
+              <w:jc w:val="center"/>
               <w:rPr>
                 <w:color w:val="FFFFFF" w:themeColor="background1"/>
                 <w:lang w:val="es-AR"/>
@@ -782,10 +806,11 @@
           <w:tcPr>
             <w:tcW w:w="2725" w:type="dxa"/>
             <w:shd w:val="clear" w:color="auto" w:fill="4BAF73" w:themeFill="accent3"/>
-          </w:tcPr>
-          <w:p>
-            <w:pPr>
-              <w:jc w:val="both"/>
+            <w:vAlign w:val="center"/>
+          </w:tcPr>
+          <w:p>
+            <w:pPr>
+              <w:jc w:val="center"/>
               <w:cnfStyle w:val="000000100000" w:firstRow="0" w:lastRow="0" w:firstColumn="0" w:lastColumn="0" w:oddVBand="0" w:evenVBand="0" w:oddHBand="1" w:evenHBand="0" w:firstRowFirstColumn="0" w:firstRowLastColumn="0" w:lastRowFirstColumn="0" w:lastRowLastColumn="0"/>
               <w:rPr>
                 <w:b/>
@@ -822,18 +847,6 @@
       <w:pPr>
         <w:jc w:val="both"/>
         <w:rPr>
-          <w:lang w:val="es-AR"/>
-        </w:rPr>
-      </w:pPr>
-    </w:p>
-    <w:p>
-      <w:pPr>
-        <w:jc w:val="center"/>
-        <w:rPr>
-          <w:b/>
-          <w:bCs/>
-          <w:sz w:val="28"/>
-          <w:szCs w:val="28"/>
           <w:lang w:val="es-AR"/>
         </w:rPr>
       </w:pPr>
@@ -914,15 +927,17 @@
       <w:tr>
         <w:trPr>
           <w:cnfStyle w:val="100000000000" w:firstRow="1" w:lastRow="0" w:firstColumn="0" w:lastColumn="0" w:oddVBand="0" w:evenVBand="0" w:oddHBand="0" w:evenHBand="0" w:firstRowFirstColumn="0" w:firstRowLastColumn="0" w:lastRowFirstColumn="0" w:lastRowLastColumn="0"/>
+          <w:trHeight w:val="453"/>
         </w:trPr>
         <w:tc>
           <w:tcPr>
             <w:cnfStyle w:val="001000000000" w:firstRow="0" w:lastRow="0" w:firstColumn="1" w:lastColumn="0" w:oddVBand="0" w:evenVBand="0" w:oddHBand="0" w:evenHBand="0" w:firstRowFirstColumn="0" w:firstRowLastColumn="0" w:lastRowFirstColumn="0" w:lastRowLastColumn="0"/>
             <w:tcW w:w="3152" w:type="dxa"/>
-          </w:tcPr>
-          <w:p>
-            <w:pPr>
-              <w:jc w:val="both"/>
+            <w:vAlign w:val="center"/>
+          </w:tcPr>
+          <w:p>
+            <w:pPr>
+              <w:jc w:val="center"/>
               <w:rPr>
                 <w:lang w:val="es-AR"/>
               </w:rPr>
@@ -938,10 +953,11 @@
         <w:tc>
           <w:tcPr>
             <w:tcW w:w="2951" w:type="dxa"/>
-          </w:tcPr>
-          <w:p>
-            <w:pPr>
-              <w:jc w:val="both"/>
+            <w:vAlign w:val="center"/>
+          </w:tcPr>
+          <w:p>
+            <w:pPr>
+              <w:jc w:val="center"/>
               <w:cnfStyle w:val="100000000000" w:firstRow="1" w:lastRow="0" w:firstColumn="0" w:lastColumn="0" w:oddVBand="0" w:evenVBand="0" w:oddHBand="0" w:evenHBand="0" w:firstRowFirstColumn="0" w:firstRowLastColumn="0" w:lastRowFirstColumn="0" w:lastRowLastColumn="0"/>
               <w:rPr>
                 <w:lang w:val="es-AR"/>
@@ -958,10 +974,11 @@
         <w:tc>
           <w:tcPr>
             <w:tcW w:w="2725" w:type="dxa"/>
-          </w:tcPr>
-          <w:p>
-            <w:pPr>
-              <w:jc w:val="both"/>
+            <w:vAlign w:val="center"/>
+          </w:tcPr>
+          <w:p>
+            <w:pPr>
+              <w:jc w:val="center"/>
               <w:cnfStyle w:val="100000000000" w:firstRow="1" w:lastRow="0" w:firstColumn="0" w:lastColumn="0" w:oddVBand="0" w:evenVBand="0" w:oddHBand="0" w:evenHBand="0" w:firstRowFirstColumn="0" w:firstRowLastColumn="0" w:lastRowFirstColumn="0" w:lastRowLastColumn="0"/>
               <w:rPr>
                 <w:lang w:val="es-AR"/>
@@ -1178,20 +1195,17 @@
           <w:tcPr>
             <w:cnfStyle w:val="001000000000" w:firstRow="0" w:lastRow="0" w:firstColumn="1" w:lastColumn="0" w:oddVBand="0" w:evenVBand="0" w:oddHBand="0" w:evenHBand="0" w:firstRowFirstColumn="0" w:firstRowLastColumn="0" w:lastRowFirstColumn="0" w:lastRowLastColumn="0"/>
             <w:tcW w:w="3152" w:type="dxa"/>
-          </w:tcPr>
-          <w:p>
-            <w:pPr>
-              <w:jc w:val="both"/>
-              <w:rPr>
-                <w:b w:val="0"/>
-                <w:bCs w:val="0"/>
-                <w:lang w:val="es-AR"/>
-              </w:rPr>
-            </w:pPr>
-            <w:r>
-              <w:rPr>
-                <w:b w:val="0"/>
-                <w:bCs w:val="0"/>
+            <w:vAlign w:val="center"/>
+          </w:tcPr>
+          <w:p>
+            <w:pPr>
+              <w:jc w:val="center"/>
+              <w:rPr>
+                <w:lang w:val="es-AR"/>
+              </w:rPr>
+            </w:pPr>
+            <w:r>
+              <w:rPr>
                 <w:color w:val="4BAF73" w:themeColor="accent3"/>
                 <w:lang w:val="es-AR"/>
               </w:rPr>
@@ -1208,6 +1222,8 @@
               <w:jc w:val="both"/>
               <w:cnfStyle w:val="000000100000" w:firstRow="0" w:lastRow="0" w:firstColumn="0" w:lastColumn="0" w:oddVBand="0" w:evenVBand="0" w:oddHBand="1" w:evenHBand="0" w:firstRowFirstColumn="0" w:firstRowLastColumn="0" w:lastRowFirstColumn="0" w:lastRowLastColumn="0"/>
               <w:rPr>
+                <w:b/>
+                <w:bCs/>
                 <w:lang w:val="es-AR"/>
               </w:rPr>
             </w:pPr>
@@ -1216,17 +1232,22 @@
         <w:tc>
           <w:tcPr>
             <w:tcW w:w="2725" w:type="dxa"/>
-          </w:tcPr>
-          <w:p>
-            <w:pPr>
-              <w:jc w:val="both"/>
+            <w:vAlign w:val="center"/>
+          </w:tcPr>
+          <w:p>
+            <w:pPr>
+              <w:jc w:val="center"/>
               <w:cnfStyle w:val="000000100000" w:firstRow="0" w:lastRow="0" w:firstColumn="0" w:lastColumn="0" w:oddVBand="0" w:evenVBand="0" w:oddHBand="1" w:evenHBand="0" w:firstRowFirstColumn="0" w:firstRowLastColumn="0" w:lastRowFirstColumn="0" w:lastRowLastColumn="0"/>
               <w:rPr>
-                <w:lang w:val="es-AR"/>
-              </w:rPr>
-            </w:pPr>
-            <w:r>
-              <w:rPr>
+                <w:b/>
+                <w:bCs/>
+                <w:lang w:val="es-AR"/>
+              </w:rPr>
+            </w:pPr>
+            <w:r>
+              <w:rPr>
+                <w:b/>
+                <w:bCs/>
                 <w:color w:val="4BAF73" w:themeColor="accent3"/>
                 <w:lang w:val="es-AR"/>
               </w:rPr>
@@ -1235,6 +1256,8 @@
             <w:proofErr w:type="spellStart"/>
             <w:r>
               <w:rPr>
+                <w:b/>
+                <w:bCs/>
                 <w:color w:val="4BAF73" w:themeColor="accent3"/>
                 <w:lang w:val="es-AR"/>
               </w:rPr>
@@ -1244,6 +1267,8 @@
             <w:proofErr w:type="gramStart"/>
             <w:r>
               <w:rPr>
+                <w:b/>
+                <w:bCs/>
                 <w:color w:val="4BAF73" w:themeColor="accent3"/>
                 <w:lang w:val="es-AR"/>
               </w:rPr>
@@ -1487,21 +1512,18 @@
           <w:tcPr>
             <w:cnfStyle w:val="001000000000" w:firstRow="0" w:lastRow="0" w:firstColumn="1" w:lastColumn="0" w:oddVBand="0" w:evenVBand="0" w:oddHBand="0" w:evenHBand="0" w:firstRowFirstColumn="0" w:firstRowLastColumn="0" w:lastRowFirstColumn="0" w:lastRowLastColumn="0"/>
             <w:tcW w:w="3152" w:type="dxa"/>
-          </w:tcPr>
-          <w:p>
-            <w:pPr>
-              <w:jc w:val="both"/>
-              <w:rPr>
-                <w:b w:val="0"/>
-                <w:bCs w:val="0"/>
+            <w:vAlign w:val="center"/>
+          </w:tcPr>
+          <w:p>
+            <w:pPr>
+              <w:jc w:val="center"/>
+              <w:rPr>
                 <w:lang w:val="es-AR"/>
               </w:rPr>
             </w:pPr>
             <w:proofErr w:type="gramStart"/>
             <w:r>
               <w:rPr>
-                <w:b w:val="0"/>
-                <w:bCs w:val="0"/>
                 <w:color w:val="4BAF73" w:themeColor="accent3"/>
                 <w:lang w:val="es-AR"/>
               </w:rPr>
@@ -1510,8 +1532,6 @@
             <w:proofErr w:type="gramEnd"/>
             <w:r>
               <w:rPr>
-                <w:b w:val="0"/>
-                <w:bCs w:val="0"/>
                 <w:color w:val="4BAF73" w:themeColor="accent3"/>
                 <w:lang w:val="es-AR"/>
               </w:rPr>
@@ -1522,17 +1542,22 @@
         <w:tc>
           <w:tcPr>
             <w:tcW w:w="2951" w:type="dxa"/>
-          </w:tcPr>
-          <w:p>
-            <w:pPr>
-              <w:jc w:val="both"/>
+            <w:vAlign w:val="center"/>
+          </w:tcPr>
+          <w:p>
+            <w:pPr>
+              <w:jc w:val="center"/>
               <w:cnfStyle w:val="000000000000" w:firstRow="0" w:lastRow="0" w:firstColumn="0" w:lastColumn="0" w:oddVBand="0" w:evenVBand="0" w:oddHBand="0" w:evenHBand="0" w:firstRowFirstColumn="0" w:firstRowLastColumn="0" w:lastRowFirstColumn="0" w:lastRowLastColumn="0"/>
               <w:rPr>
-                <w:lang w:val="es-AR"/>
-              </w:rPr>
-            </w:pPr>
-            <w:r>
-              <w:rPr>
+                <w:b/>
+                <w:bCs/>
+                <w:lang w:val="es-AR"/>
+              </w:rPr>
+            </w:pPr>
+            <w:r>
+              <w:rPr>
+                <w:b/>
+                <w:bCs/>
                 <w:color w:val="4BAF73" w:themeColor="accent3"/>
                 <w:lang w:val="es-AR"/>
               </w:rPr>
@@ -1541,6 +1566,8 @@
             <w:proofErr w:type="spellStart"/>
             <w:r>
               <w:rPr>
+                <w:b/>
+                <w:bCs/>
                 <w:color w:val="4BAF73" w:themeColor="accent3"/>
                 <w:lang w:val="es-AR"/>
               </w:rPr>
@@ -1550,6 +1577,8 @@
             <w:proofErr w:type="gramStart"/>
             <w:r>
               <w:rPr>
+                <w:b/>
+                <w:bCs/>
                 <w:color w:val="4BAF73" w:themeColor="accent3"/>
                 <w:lang w:val="es-AR"/>
               </w:rPr>
@@ -1576,6 +1605,7 @@
       <w:tr>
         <w:trPr>
           <w:cnfStyle w:val="000000100000" w:firstRow="0" w:lastRow="0" w:firstColumn="0" w:lastColumn="0" w:oddVBand="0" w:evenVBand="0" w:oddHBand="1" w:evenHBand="0" w:firstRowFirstColumn="0" w:firstRowLastColumn="0" w:lastRowFirstColumn="0" w:lastRowLastColumn="0"/>
+          <w:trHeight w:val="528"/>
         </w:trPr>
         <w:tc>
           <w:tcPr>
@@ -1583,10 +1613,11 @@
             <w:tcW w:w="6103" w:type="dxa"/>
             <w:gridSpan w:val="2"/>
             <w:shd w:val="clear" w:color="auto" w:fill="4BAF73" w:themeFill="accent3"/>
-          </w:tcPr>
-          <w:p>
-            <w:pPr>
-              <w:jc w:val="both"/>
+            <w:vAlign w:val="center"/>
+          </w:tcPr>
+          <w:p>
+            <w:pPr>
+              <w:jc w:val="center"/>
               <w:rPr>
                 <w:color w:val="FFFFFF" w:themeColor="background1"/>
                 <w:lang w:val="es-AR"/>
@@ -1630,10 +1661,11 @@
           <w:tcPr>
             <w:tcW w:w="2725" w:type="dxa"/>
             <w:shd w:val="clear" w:color="auto" w:fill="4BAF73" w:themeFill="accent3"/>
-          </w:tcPr>
-          <w:p>
-            <w:pPr>
-              <w:jc w:val="both"/>
+            <w:vAlign w:val="center"/>
+          </w:tcPr>
+          <w:p>
+            <w:pPr>
+              <w:jc w:val="center"/>
               <w:cnfStyle w:val="000000100000" w:firstRow="0" w:lastRow="0" w:firstColumn="0" w:lastColumn="0" w:oddVBand="0" w:evenVBand="0" w:oddHBand="1" w:evenHBand="0" w:firstRowFirstColumn="0" w:firstRowLastColumn="0" w:lastRowFirstColumn="0" w:lastRowLastColumn="0"/>
               <w:rPr>
                 <w:b/>
@@ -1676,8 +1708,12 @@
     </w:p>
     <w:p>
       <w:pPr>
-        <w:jc w:val="both"/>
-        <w:rPr>
+        <w:jc w:val="center"/>
+        <w:rPr>
+          <w:b/>
+          <w:bCs/>
+          <w:sz w:val="28"/>
+          <w:szCs w:val="28"/>
           <w:lang w:val="es-AR"/>
         </w:rPr>
       </w:pPr>
@@ -1692,10 +1728,9 @@
     </w:p>
     <w:p>
       <w:pPr>
-        <w:jc w:val="right"/>
-        <w:rPr>
-          <w:b/>
-          <w:lang w:val="es-ES"/>
+        <w:jc w:val="both"/>
+        <w:rPr>
+          <w:lang w:val="es-AR"/>
         </w:rPr>
       </w:pPr>
     </w:p>
@@ -1725,12 +1760,20 @@
           <w:lang w:val="es-ES"/>
         </w:rPr>
       </w:pPr>
+    </w:p>
+    <w:p>
+      <w:pPr>
+        <w:jc w:val="right"/>
+        <w:rPr>
+          <w:b/>
+          <w:lang w:val="es-ES"/>
+        </w:rPr>
+      </w:pPr>
       <w:r>
         <w:rPr>
           <w:b/>
           <w:lang w:val="es-ES"/>
         </w:rPr>
-        <w:lastRenderedPageBreak/>
         <w:t xml:space="preserve">Mar del Plata, </w:t>
       </w:r>
       <w:r>

--- a/public/templates/liquidacion-propietario-base.docx
+++ b/public/templates/liquidacion-propietario-base.docx
@@ -56,22 +56,23 @@
       <w:tblPr>
         <w:tblStyle w:val="Tablanormal1"/>
         <w:tblW w:w="0" w:type="auto"/>
+        <w:tblLayout w:type="fixed"/>
         <w:tblLook w:val="04A0" w:firstRow="1" w:lastRow="0" w:firstColumn="1" w:lastColumn="0" w:noHBand="0" w:noVBand="1"/>
       </w:tblPr>
       <w:tblGrid>
-        <w:gridCol w:w="3152"/>
-        <w:gridCol w:w="2951"/>
-        <w:gridCol w:w="2725"/>
+        <w:gridCol w:w="3681"/>
+        <w:gridCol w:w="2835"/>
+        <w:gridCol w:w="2312"/>
       </w:tblGrid>
       <w:tr>
         <w:trPr>
           <w:cnfStyle w:val="100000000000" w:firstRow="1" w:lastRow="0" w:firstColumn="0" w:lastColumn="0" w:oddVBand="0" w:evenVBand="0" w:oddHBand="0" w:evenHBand="0" w:firstRowFirstColumn="0" w:firstRowLastColumn="0" w:lastRowFirstColumn="0" w:lastRowLastColumn="0"/>
-          <w:trHeight w:val="453"/>
+          <w:trHeight w:val="595"/>
         </w:trPr>
         <w:tc>
           <w:tcPr>
             <w:cnfStyle w:val="001000000000" w:firstRow="0" w:lastRow="0" w:firstColumn="1" w:lastColumn="0" w:oddVBand="0" w:evenVBand="0" w:oddHBand="0" w:evenHBand="0" w:firstRowFirstColumn="0" w:firstRowLastColumn="0" w:lastRowFirstColumn="0" w:lastRowLastColumn="0"/>
-            <w:tcW w:w="3152" w:type="dxa"/>
+            <w:tcW w:w="3681" w:type="dxa"/>
             <w:vAlign w:val="center"/>
           </w:tcPr>
           <w:p>
@@ -91,7 +92,7 @@
         </w:tc>
         <w:tc>
           <w:tcPr>
-            <w:tcW w:w="2951" w:type="dxa"/>
+            <w:tcW w:w="2835" w:type="dxa"/>
             <w:vAlign w:val="center"/>
           </w:tcPr>
           <w:p>
@@ -112,7 +113,7 @@
         </w:tc>
         <w:tc>
           <w:tcPr>
-            <w:tcW w:w="2725" w:type="dxa"/>
+            <w:tcW w:w="2312" w:type="dxa"/>
             <w:vAlign w:val="center"/>
           </w:tcPr>
           <w:p>
@@ -135,15 +136,17 @@
       <w:tr>
         <w:trPr>
           <w:cnfStyle w:val="000000100000" w:firstRow="0" w:lastRow="0" w:firstColumn="0" w:lastColumn="0" w:oddVBand="0" w:evenVBand="0" w:oddHBand="1" w:evenHBand="0" w:firstRowFirstColumn="0" w:firstRowLastColumn="0" w:lastRowFirstColumn="0" w:lastRowLastColumn="0"/>
+          <w:trHeight w:val="595"/>
         </w:trPr>
         <w:tc>
           <w:tcPr>
             <w:cnfStyle w:val="001000000000" w:firstRow="0" w:lastRow="0" w:firstColumn="1" w:lastColumn="0" w:oddVBand="0" w:evenVBand="0" w:oddHBand="0" w:evenHBand="0" w:firstRowFirstColumn="0" w:firstRowLastColumn="0" w:lastRowFirstColumn="0" w:lastRowLastColumn="0"/>
-            <w:tcW w:w="3152" w:type="dxa"/>
-          </w:tcPr>
-          <w:p>
-            <w:pPr>
-              <w:jc w:val="both"/>
+            <w:tcW w:w="3681" w:type="dxa"/>
+            <w:vAlign w:val="center"/>
+          </w:tcPr>
+          <w:p>
+            <w:pPr>
+              <w:jc w:val="center"/>
               <w:rPr>
                 <w:b w:val="0"/>
                 <w:bCs w:val="0"/>
@@ -172,21 +175,16 @@
               </w:rPr>
               <w:t>– {piso}°{letra}</w:t>
             </w:r>
-            <w:r>
-              <w:rPr>
-                <w:lang w:val="es-AR"/>
-              </w:rPr>
-              <w:t xml:space="preserve"> </w:t>
-            </w:r>
-          </w:p>
-        </w:tc>
-        <w:tc>
-          <w:tcPr>
-            <w:tcW w:w="2951" w:type="dxa"/>
-          </w:tcPr>
-          <w:p>
-            <w:pPr>
-              <w:jc w:val="both"/>
+          </w:p>
+        </w:tc>
+        <w:tc>
+          <w:tcPr>
+            <w:tcW w:w="2835" w:type="dxa"/>
+            <w:vAlign w:val="center"/>
+          </w:tcPr>
+          <w:p>
+            <w:pPr>
+              <w:jc w:val="center"/>
               <w:cnfStyle w:val="000000100000" w:firstRow="0" w:lastRow="0" w:firstColumn="0" w:lastColumn="0" w:oddVBand="0" w:evenVBand="0" w:oddHBand="1" w:evenHBand="0" w:firstRowFirstColumn="0" w:firstRowLastColumn="0" w:lastRowFirstColumn="0" w:lastRowLastColumn="0"/>
               <w:rPr>
                 <w:lang w:val="es-AR"/>
@@ -196,11 +194,12 @@
         </w:tc>
         <w:tc>
           <w:tcPr>
-            <w:tcW w:w="2725" w:type="dxa"/>
-          </w:tcPr>
-          <w:p>
-            <w:pPr>
-              <w:jc w:val="both"/>
+            <w:tcW w:w="2312" w:type="dxa"/>
+            <w:vAlign w:val="center"/>
+          </w:tcPr>
+          <w:p>
+            <w:pPr>
+              <w:jc w:val="center"/>
               <w:cnfStyle w:val="000000100000" w:firstRow="0" w:lastRow="0" w:firstColumn="0" w:lastColumn="0" w:oddVBand="0" w:evenVBand="0" w:oddHBand="1" w:evenHBand="0" w:firstRowFirstColumn="0" w:firstRowLastColumn="0" w:lastRowFirstColumn="0" w:lastRowLastColumn="0"/>
               <w:rPr>
                 <w:lang w:val="es-AR"/>
@@ -220,27 +219,36 @@
               <w:t>montoAlquiler</w:t>
             </w:r>
             <w:proofErr w:type="spellEnd"/>
+            <w:proofErr w:type="gramStart"/>
             <w:r>
               <w:rPr>
                 <w:lang w:val="es-AR"/>
               </w:rPr>
               <w:t>}</w:t>
             </w:r>
+            <w:r>
+              <w:rPr>
+                <w:lang w:val="es-AR"/>
+              </w:rPr>
+              <w:t>.-</w:t>
+            </w:r>
+            <w:proofErr w:type="gramEnd"/>
           </w:p>
         </w:tc>
       </w:tr>
       <w:tr>
         <w:trPr>
-          <w:trHeight w:val="439"/>
+          <w:trHeight w:val="595"/>
         </w:trPr>
         <w:tc>
           <w:tcPr>
             <w:cnfStyle w:val="001000000000" w:firstRow="0" w:lastRow="0" w:firstColumn="1" w:lastColumn="0" w:oddVBand="0" w:evenVBand="0" w:oddHBand="0" w:evenHBand="0" w:firstRowFirstColumn="0" w:firstRowLastColumn="0" w:lastRowFirstColumn="0" w:lastRowLastColumn="0"/>
-            <w:tcW w:w="3152" w:type="dxa"/>
-          </w:tcPr>
-          <w:p>
-            <w:pPr>
-              <w:jc w:val="both"/>
+            <w:tcW w:w="3681" w:type="dxa"/>
+            <w:vAlign w:val="center"/>
+          </w:tcPr>
+          <w:p>
+            <w:pPr>
+              <w:jc w:val="center"/>
               <w:rPr>
                 <w:b w:val="0"/>
                 <w:bCs w:val="0"/>
@@ -277,11 +285,12 @@
         </w:tc>
         <w:tc>
           <w:tcPr>
-            <w:tcW w:w="2951" w:type="dxa"/>
-          </w:tcPr>
-          <w:p>
-            <w:pPr>
-              <w:jc w:val="both"/>
+            <w:tcW w:w="2835" w:type="dxa"/>
+            <w:vAlign w:val="center"/>
+          </w:tcPr>
+          <w:p>
+            <w:pPr>
+              <w:jc w:val="center"/>
               <w:cnfStyle w:val="000000000000" w:firstRow="0" w:lastRow="0" w:firstColumn="0" w:lastColumn="0" w:oddVBand="0" w:evenVBand="0" w:oddHBand="0" w:evenHBand="0" w:firstRowFirstColumn="0" w:firstRowLastColumn="0" w:lastRowFirstColumn="0" w:lastRowLastColumn="0"/>
               <w:rPr>
                 <w:lang w:val="es-AR"/>
@@ -291,11 +300,12 @@
         </w:tc>
         <w:tc>
           <w:tcPr>
-            <w:tcW w:w="2725" w:type="dxa"/>
-          </w:tcPr>
-          <w:p>
-            <w:pPr>
-              <w:jc w:val="both"/>
+            <w:tcW w:w="2312" w:type="dxa"/>
+            <w:vAlign w:val="center"/>
+          </w:tcPr>
+          <w:p>
+            <w:pPr>
+              <w:jc w:val="center"/>
               <w:cnfStyle w:val="000000000000" w:firstRow="0" w:lastRow="0" w:firstColumn="0" w:lastColumn="0" w:oddVBand="0" w:evenVBand="0" w:oddHBand="0" w:evenHBand="0" w:firstRowFirstColumn="0" w:firstRowLastColumn="0" w:lastRowFirstColumn="0" w:lastRowLastColumn="0"/>
               <w:rPr>
                 <w:lang w:val="es-AR"/>
@@ -329,11 +339,12 @@
       <w:tr>
         <w:trPr>
           <w:cnfStyle w:val="000000100000" w:firstRow="0" w:lastRow="0" w:firstColumn="0" w:lastColumn="0" w:oddVBand="0" w:evenVBand="0" w:oddHBand="1" w:evenHBand="0" w:firstRowFirstColumn="0" w:firstRowLastColumn="0" w:lastRowFirstColumn="0" w:lastRowLastColumn="0"/>
+          <w:trHeight w:val="595"/>
         </w:trPr>
         <w:tc>
           <w:tcPr>
             <w:cnfStyle w:val="001000000000" w:firstRow="0" w:lastRow="0" w:firstColumn="1" w:lastColumn="0" w:oddVBand="0" w:evenVBand="0" w:oddHBand="0" w:evenHBand="0" w:firstRowFirstColumn="0" w:firstRowLastColumn="0" w:lastRowFirstColumn="0" w:lastRowLastColumn="0"/>
-            <w:tcW w:w="3152" w:type="dxa"/>
+            <w:tcW w:w="3681" w:type="dxa"/>
             <w:shd w:val="clear" w:color="auto" w:fill="DAEFE2" w:themeFill="accent3" w:themeFillTint="33"/>
             <w:vAlign w:val="center"/>
           </w:tcPr>
@@ -355,12 +366,13 @@
         </w:tc>
         <w:tc>
           <w:tcPr>
-            <w:tcW w:w="2951" w:type="dxa"/>
+            <w:tcW w:w="2835" w:type="dxa"/>
             <w:shd w:val="clear" w:color="auto" w:fill="DAEFE2" w:themeFill="accent3" w:themeFillTint="33"/>
-          </w:tcPr>
-          <w:p>
-            <w:pPr>
-              <w:jc w:val="both"/>
+            <w:vAlign w:val="center"/>
+          </w:tcPr>
+          <w:p>
+            <w:pPr>
+              <w:jc w:val="center"/>
               <w:cnfStyle w:val="000000100000" w:firstRow="0" w:lastRow="0" w:firstColumn="0" w:lastColumn="0" w:oddVBand="0" w:evenVBand="0" w:oddHBand="1" w:evenHBand="0" w:firstRowFirstColumn="0" w:firstRowLastColumn="0" w:lastRowFirstColumn="0" w:lastRowLastColumn="0"/>
               <w:rPr>
                 <w:b/>
@@ -372,7 +384,7 @@
         </w:tc>
         <w:tc>
           <w:tcPr>
-            <w:tcW w:w="2725" w:type="dxa"/>
+            <w:tcW w:w="2312" w:type="dxa"/>
             <w:shd w:val="clear" w:color="auto" w:fill="DAEFE2" w:themeFill="accent3" w:themeFillTint="33"/>
             <w:vAlign w:val="center"/>
           </w:tcPr>
@@ -421,14 +433,18 @@
         </w:tc>
       </w:tr>
       <w:tr>
+        <w:trPr>
+          <w:trHeight w:val="595"/>
+        </w:trPr>
         <w:tc>
           <w:tcPr>
             <w:cnfStyle w:val="001000000000" w:firstRow="0" w:lastRow="0" w:firstColumn="1" w:lastColumn="0" w:oddVBand="0" w:evenVBand="0" w:oddHBand="0" w:evenHBand="0" w:firstRowFirstColumn="0" w:firstRowLastColumn="0" w:lastRowFirstColumn="0" w:lastRowLastColumn="0"/>
-            <w:tcW w:w="3152" w:type="dxa"/>
-          </w:tcPr>
-          <w:p>
-            <w:pPr>
-              <w:jc w:val="both"/>
+            <w:tcW w:w="3681" w:type="dxa"/>
+            <w:vAlign w:val="center"/>
+          </w:tcPr>
+          <w:p>
+            <w:pPr>
+              <w:jc w:val="center"/>
               <w:rPr>
                 <w:b w:val="0"/>
                 <w:bCs w:val="0"/>
@@ -503,11 +519,12 @@
         </w:tc>
         <w:tc>
           <w:tcPr>
-            <w:tcW w:w="2951" w:type="dxa"/>
-          </w:tcPr>
-          <w:p>
-            <w:pPr>
-              <w:jc w:val="both"/>
+            <w:tcW w:w="2835" w:type="dxa"/>
+            <w:vAlign w:val="center"/>
+          </w:tcPr>
+          <w:p>
+            <w:pPr>
+              <w:jc w:val="center"/>
               <w:cnfStyle w:val="000000000000" w:firstRow="0" w:lastRow="0" w:firstColumn="0" w:lastColumn="0" w:oddVBand="0" w:evenVBand="0" w:oddHBand="0" w:evenHBand="0" w:firstRowFirstColumn="0" w:firstRowLastColumn="0" w:lastRowFirstColumn="0" w:lastRowLastColumn="0"/>
               <w:rPr>
                 <w:lang w:val="es-AR"/>
@@ -539,11 +556,12 @@
         </w:tc>
         <w:tc>
           <w:tcPr>
-            <w:tcW w:w="2725" w:type="dxa"/>
-          </w:tcPr>
-          <w:p>
-            <w:pPr>
-              <w:jc w:val="both"/>
+            <w:tcW w:w="2312" w:type="dxa"/>
+            <w:vAlign w:val="center"/>
+          </w:tcPr>
+          <w:p>
+            <w:pPr>
+              <w:jc w:val="center"/>
               <w:cnfStyle w:val="000000000000" w:firstRow="0" w:lastRow="0" w:firstColumn="0" w:lastColumn="0" w:oddVBand="0" w:evenVBand="0" w:oddHBand="0" w:evenHBand="0" w:firstRowFirstColumn="0" w:firstRowLastColumn="0" w:lastRowFirstColumn="0" w:lastRowLastColumn="0"/>
               <w:rPr>
                 <w:lang w:val="es-AR"/>
@@ -555,15 +573,17 @@
       <w:tr>
         <w:trPr>
           <w:cnfStyle w:val="000000100000" w:firstRow="0" w:lastRow="0" w:firstColumn="0" w:lastColumn="0" w:oddVBand="0" w:evenVBand="0" w:oddHBand="1" w:evenHBand="0" w:firstRowFirstColumn="0" w:firstRowLastColumn="0" w:lastRowFirstColumn="0" w:lastRowLastColumn="0"/>
+          <w:trHeight w:val="595"/>
         </w:trPr>
         <w:tc>
           <w:tcPr>
             <w:cnfStyle w:val="001000000000" w:firstRow="0" w:lastRow="0" w:firstColumn="1" w:lastColumn="0" w:oddVBand="0" w:evenVBand="0" w:oddHBand="0" w:evenHBand="0" w:firstRowFirstColumn="0" w:firstRowLastColumn="0" w:lastRowFirstColumn="0" w:lastRowLastColumn="0"/>
-            <w:tcW w:w="3152" w:type="dxa"/>
-          </w:tcPr>
-          <w:p>
-            <w:pPr>
-              <w:jc w:val="both"/>
+            <w:tcW w:w="3681" w:type="dxa"/>
+            <w:vAlign w:val="center"/>
+          </w:tcPr>
+          <w:p>
+            <w:pPr>
+              <w:jc w:val="center"/>
               <w:rPr>
                 <w:b w:val="0"/>
                 <w:bCs w:val="0"/>
@@ -600,11 +620,12 @@
         </w:tc>
         <w:tc>
           <w:tcPr>
-            <w:tcW w:w="2951" w:type="dxa"/>
-          </w:tcPr>
-          <w:p>
-            <w:pPr>
-              <w:jc w:val="both"/>
+            <w:tcW w:w="2835" w:type="dxa"/>
+            <w:vAlign w:val="center"/>
+          </w:tcPr>
+          <w:p>
+            <w:pPr>
+              <w:jc w:val="center"/>
               <w:cnfStyle w:val="000000100000" w:firstRow="0" w:lastRow="0" w:firstColumn="0" w:lastColumn="0" w:oddVBand="0" w:evenVBand="0" w:oddHBand="1" w:evenHBand="0" w:firstRowFirstColumn="0" w:firstRowLastColumn="0" w:lastRowFirstColumn="0" w:lastRowLastColumn="0"/>
               <w:rPr>
                 <w:lang w:val="es-AR"/>
@@ -636,11 +657,12 @@
         </w:tc>
         <w:tc>
           <w:tcPr>
-            <w:tcW w:w="2725" w:type="dxa"/>
-          </w:tcPr>
-          <w:p>
-            <w:pPr>
-              <w:jc w:val="both"/>
+            <w:tcW w:w="2312" w:type="dxa"/>
+            <w:vAlign w:val="center"/>
+          </w:tcPr>
+          <w:p>
+            <w:pPr>
+              <w:jc w:val="center"/>
               <w:cnfStyle w:val="000000100000" w:firstRow="0" w:lastRow="0" w:firstColumn="0" w:lastColumn="0" w:oddVBand="0" w:evenVBand="0" w:oddHBand="1" w:evenHBand="0" w:firstRowFirstColumn="0" w:firstRowLastColumn="0" w:lastRowFirstColumn="0" w:lastRowLastColumn="0"/>
               <w:rPr>
                 <w:lang w:val="es-AR"/>
@@ -650,10 +672,13 @@
         </w:tc>
       </w:tr>
       <w:tr>
+        <w:trPr>
+          <w:trHeight w:val="595"/>
+        </w:trPr>
         <w:tc>
           <w:tcPr>
             <w:cnfStyle w:val="001000000000" w:firstRow="0" w:lastRow="0" w:firstColumn="1" w:lastColumn="0" w:oddVBand="0" w:evenVBand="0" w:oddHBand="0" w:evenHBand="0" w:firstRowFirstColumn="0" w:firstRowLastColumn="0" w:lastRowFirstColumn="0" w:lastRowLastColumn="0"/>
-            <w:tcW w:w="3152" w:type="dxa"/>
+            <w:tcW w:w="3681" w:type="dxa"/>
             <w:shd w:val="clear" w:color="auto" w:fill="DAEFE2" w:themeFill="accent3" w:themeFillTint="33"/>
             <w:vAlign w:val="center"/>
           </w:tcPr>
@@ -684,7 +709,7 @@
         </w:tc>
         <w:tc>
           <w:tcPr>
-            <w:tcW w:w="2951" w:type="dxa"/>
+            <w:tcW w:w="2835" w:type="dxa"/>
             <w:shd w:val="clear" w:color="auto" w:fill="DAEFE2" w:themeFill="accent3" w:themeFillTint="33"/>
             <w:vAlign w:val="center"/>
           </w:tcPr>
@@ -733,12 +758,13 @@
         </w:tc>
         <w:tc>
           <w:tcPr>
-            <w:tcW w:w="2725" w:type="dxa"/>
+            <w:tcW w:w="2312" w:type="dxa"/>
             <w:shd w:val="clear" w:color="auto" w:fill="DAEFE2" w:themeFill="accent3" w:themeFillTint="33"/>
-          </w:tcPr>
-          <w:p>
-            <w:pPr>
-              <w:jc w:val="both"/>
+            <w:vAlign w:val="center"/>
+          </w:tcPr>
+          <w:p>
+            <w:pPr>
+              <w:jc w:val="center"/>
               <w:cnfStyle w:val="000000000000" w:firstRow="0" w:lastRow="0" w:firstColumn="0" w:lastColumn="0" w:oddVBand="0" w:evenVBand="0" w:oddHBand="0" w:evenHBand="0" w:firstRowFirstColumn="0" w:firstRowLastColumn="0" w:lastRowFirstColumn="0" w:lastRowLastColumn="0"/>
               <w:rPr>
                 <w:lang w:val="es-AR"/>
@@ -750,12 +776,12 @@
       <w:tr>
         <w:trPr>
           <w:cnfStyle w:val="000000100000" w:firstRow="0" w:lastRow="0" w:firstColumn="0" w:lastColumn="0" w:oddVBand="0" w:evenVBand="0" w:oddHBand="1" w:evenHBand="0" w:firstRowFirstColumn="0" w:firstRowLastColumn="0" w:lastRowFirstColumn="0" w:lastRowLastColumn="0"/>
-          <w:trHeight w:val="528"/>
+          <w:trHeight w:val="595"/>
         </w:trPr>
         <w:tc>
           <w:tcPr>
             <w:cnfStyle w:val="001000000000" w:firstRow="0" w:lastRow="0" w:firstColumn="1" w:lastColumn="0" w:oddVBand="0" w:evenVBand="0" w:oddHBand="0" w:evenHBand="0" w:firstRowFirstColumn="0" w:firstRowLastColumn="0" w:lastRowFirstColumn="0" w:lastRowLastColumn="0"/>
-            <w:tcW w:w="6103" w:type="dxa"/>
+            <w:tcW w:w="6516" w:type="dxa"/>
             <w:gridSpan w:val="2"/>
             <w:shd w:val="clear" w:color="auto" w:fill="4BAF73" w:themeFill="accent3"/>
             <w:vAlign w:val="center"/>
@@ -804,7 +830,7 @@
         </w:tc>
         <w:tc>
           <w:tcPr>
-            <w:tcW w:w="2725" w:type="dxa"/>
+            <w:tcW w:w="2312" w:type="dxa"/>
             <w:shd w:val="clear" w:color="auto" w:fill="4BAF73" w:themeFill="accent3"/>
             <w:vAlign w:val="center"/>
           </w:tcPr>
@@ -853,12 +879,8 @@
     </w:p>
     <w:p>
       <w:pPr>
-        <w:jc w:val="center"/>
-        <w:rPr>
-          <w:b/>
-          <w:bCs/>
-          <w:sz w:val="28"/>
-          <w:szCs w:val="28"/>
+        <w:jc w:val="both"/>
+        <w:rPr>
           <w:lang w:val="es-AR"/>
         </w:rPr>
       </w:pPr>
@@ -917,22 +939,23 @@
       <w:tblPr>
         <w:tblStyle w:val="Tablanormal1"/>
         <w:tblW w:w="0" w:type="auto"/>
+        <w:tblLayout w:type="fixed"/>
         <w:tblLook w:val="04A0" w:firstRow="1" w:lastRow="0" w:firstColumn="1" w:lastColumn="0" w:noHBand="0" w:noVBand="1"/>
       </w:tblPr>
       <w:tblGrid>
-        <w:gridCol w:w="3152"/>
-        <w:gridCol w:w="2951"/>
-        <w:gridCol w:w="2725"/>
+        <w:gridCol w:w="3681"/>
+        <w:gridCol w:w="2835"/>
+        <w:gridCol w:w="2312"/>
       </w:tblGrid>
       <w:tr>
         <w:trPr>
           <w:cnfStyle w:val="100000000000" w:firstRow="1" w:lastRow="0" w:firstColumn="0" w:lastColumn="0" w:oddVBand="0" w:evenVBand="0" w:oddHBand="0" w:evenHBand="0" w:firstRowFirstColumn="0" w:firstRowLastColumn="0" w:lastRowFirstColumn="0" w:lastRowLastColumn="0"/>
-          <w:trHeight w:val="453"/>
+          <w:trHeight w:val="595"/>
         </w:trPr>
         <w:tc>
           <w:tcPr>
             <w:cnfStyle w:val="001000000000" w:firstRow="0" w:lastRow="0" w:firstColumn="1" w:lastColumn="0" w:oddVBand="0" w:evenVBand="0" w:oddHBand="0" w:evenHBand="0" w:firstRowFirstColumn="0" w:firstRowLastColumn="0" w:lastRowFirstColumn="0" w:lastRowLastColumn="0"/>
-            <w:tcW w:w="3152" w:type="dxa"/>
+            <w:tcW w:w="3681" w:type="dxa"/>
             <w:vAlign w:val="center"/>
           </w:tcPr>
           <w:p>
@@ -952,7 +975,7 @@
         </w:tc>
         <w:tc>
           <w:tcPr>
-            <w:tcW w:w="2951" w:type="dxa"/>
+            <w:tcW w:w="2835" w:type="dxa"/>
             <w:vAlign w:val="center"/>
           </w:tcPr>
           <w:p>
@@ -973,7 +996,7 @@
         </w:tc>
         <w:tc>
           <w:tcPr>
-            <w:tcW w:w="2725" w:type="dxa"/>
+            <w:tcW w:w="2312" w:type="dxa"/>
             <w:vAlign w:val="center"/>
           </w:tcPr>
           <w:p>
@@ -996,15 +1019,17 @@
       <w:tr>
         <w:trPr>
           <w:cnfStyle w:val="000000100000" w:firstRow="0" w:lastRow="0" w:firstColumn="0" w:lastColumn="0" w:oddVBand="0" w:evenVBand="0" w:oddHBand="1" w:evenHBand="0" w:firstRowFirstColumn="0" w:firstRowLastColumn="0" w:lastRowFirstColumn="0" w:lastRowLastColumn="0"/>
+          <w:trHeight w:val="595"/>
         </w:trPr>
         <w:tc>
           <w:tcPr>
             <w:cnfStyle w:val="001000000000" w:firstRow="0" w:lastRow="0" w:firstColumn="1" w:lastColumn="0" w:oddVBand="0" w:evenVBand="0" w:oddHBand="0" w:evenHBand="0" w:firstRowFirstColumn="0" w:firstRowLastColumn="0" w:lastRowFirstColumn="0" w:lastRowLastColumn="0"/>
-            <w:tcW w:w="3152" w:type="dxa"/>
-          </w:tcPr>
-          <w:p>
-            <w:pPr>
-              <w:jc w:val="both"/>
+            <w:tcW w:w="3681" w:type="dxa"/>
+            <w:vAlign w:val="center"/>
+          </w:tcPr>
+          <w:p>
+            <w:pPr>
+              <w:jc w:val="center"/>
               <w:rPr>
                 <w:b w:val="0"/>
                 <w:bCs w:val="0"/>
@@ -1033,21 +1058,16 @@
               </w:rPr>
               <w:t>– {piso}°{letra}</w:t>
             </w:r>
-            <w:r>
-              <w:rPr>
-                <w:lang w:val="es-AR"/>
-              </w:rPr>
-              <w:t xml:space="preserve"> </w:t>
-            </w:r>
-          </w:p>
-        </w:tc>
-        <w:tc>
-          <w:tcPr>
-            <w:tcW w:w="2951" w:type="dxa"/>
-          </w:tcPr>
-          <w:p>
-            <w:pPr>
-              <w:jc w:val="both"/>
+          </w:p>
+        </w:tc>
+        <w:tc>
+          <w:tcPr>
+            <w:tcW w:w="2835" w:type="dxa"/>
+            <w:vAlign w:val="center"/>
+          </w:tcPr>
+          <w:p>
+            <w:pPr>
+              <w:jc w:val="center"/>
               <w:cnfStyle w:val="000000100000" w:firstRow="0" w:lastRow="0" w:firstColumn="0" w:lastColumn="0" w:oddVBand="0" w:evenVBand="0" w:oddHBand="1" w:evenHBand="0" w:firstRowFirstColumn="0" w:firstRowLastColumn="0" w:lastRowFirstColumn="0" w:lastRowLastColumn="0"/>
               <w:rPr>
                 <w:lang w:val="es-AR"/>
@@ -1057,11 +1077,12 @@
         </w:tc>
         <w:tc>
           <w:tcPr>
-            <w:tcW w:w="2725" w:type="dxa"/>
-          </w:tcPr>
-          <w:p>
-            <w:pPr>
-              <w:jc w:val="both"/>
+            <w:tcW w:w="2312" w:type="dxa"/>
+            <w:vAlign w:val="center"/>
+          </w:tcPr>
+          <w:p>
+            <w:pPr>
+              <w:jc w:val="center"/>
               <w:cnfStyle w:val="000000100000" w:firstRow="0" w:lastRow="0" w:firstColumn="0" w:lastColumn="0" w:oddVBand="0" w:evenVBand="0" w:oddHBand="1" w:evenHBand="0" w:firstRowFirstColumn="0" w:firstRowLastColumn="0" w:lastRowFirstColumn="0" w:lastRowLastColumn="0"/>
               <w:rPr>
                 <w:lang w:val="es-AR"/>
@@ -1081,27 +1102,30 @@
               <w:t>montoAlquiler</w:t>
             </w:r>
             <w:proofErr w:type="spellEnd"/>
-            <w:r>
-              <w:rPr>
-                <w:lang w:val="es-AR"/>
-              </w:rPr>
-              <w:t>}</w:t>
-            </w:r>
+            <w:proofErr w:type="gramStart"/>
+            <w:r>
+              <w:rPr>
+                <w:lang w:val="es-AR"/>
+              </w:rPr>
+              <w:t>}.-</w:t>
+            </w:r>
+            <w:proofErr w:type="gramEnd"/>
           </w:p>
         </w:tc>
       </w:tr>
       <w:tr>
         <w:trPr>
-          <w:trHeight w:val="439"/>
+          <w:trHeight w:val="595"/>
         </w:trPr>
         <w:tc>
           <w:tcPr>
             <w:cnfStyle w:val="001000000000" w:firstRow="0" w:lastRow="0" w:firstColumn="1" w:lastColumn="0" w:oddVBand="0" w:evenVBand="0" w:oddHBand="0" w:evenHBand="0" w:firstRowFirstColumn="0" w:firstRowLastColumn="0" w:lastRowFirstColumn="0" w:lastRowLastColumn="0"/>
-            <w:tcW w:w="3152" w:type="dxa"/>
-          </w:tcPr>
-          <w:p>
-            <w:pPr>
-              <w:jc w:val="both"/>
+            <w:tcW w:w="3681" w:type="dxa"/>
+            <w:vAlign w:val="center"/>
+          </w:tcPr>
+          <w:p>
+            <w:pPr>
+              <w:jc w:val="center"/>
               <w:rPr>
                 <w:b w:val="0"/>
                 <w:bCs w:val="0"/>
@@ -1138,11 +1162,12 @@
         </w:tc>
         <w:tc>
           <w:tcPr>
-            <w:tcW w:w="2951" w:type="dxa"/>
-          </w:tcPr>
-          <w:p>
-            <w:pPr>
-              <w:jc w:val="both"/>
+            <w:tcW w:w="2835" w:type="dxa"/>
+            <w:vAlign w:val="center"/>
+          </w:tcPr>
+          <w:p>
+            <w:pPr>
+              <w:jc w:val="center"/>
               <w:cnfStyle w:val="000000000000" w:firstRow="0" w:lastRow="0" w:firstColumn="0" w:lastColumn="0" w:oddVBand="0" w:evenVBand="0" w:oddHBand="0" w:evenHBand="0" w:firstRowFirstColumn="0" w:firstRowLastColumn="0" w:lastRowFirstColumn="0" w:lastRowLastColumn="0"/>
               <w:rPr>
                 <w:lang w:val="es-AR"/>
@@ -1152,11 +1177,12 @@
         </w:tc>
         <w:tc>
           <w:tcPr>
-            <w:tcW w:w="2725" w:type="dxa"/>
-          </w:tcPr>
-          <w:p>
-            <w:pPr>
-              <w:jc w:val="both"/>
+            <w:tcW w:w="2312" w:type="dxa"/>
+            <w:vAlign w:val="center"/>
+          </w:tcPr>
+          <w:p>
+            <w:pPr>
+              <w:jc w:val="center"/>
               <w:cnfStyle w:val="000000000000" w:firstRow="0" w:lastRow="0" w:firstColumn="0" w:lastColumn="0" w:oddVBand="0" w:evenVBand="0" w:oddHBand="0" w:evenHBand="0" w:firstRowFirstColumn="0" w:firstRowLastColumn="0" w:lastRowFirstColumn="0" w:lastRowLastColumn="0"/>
               <w:rPr>
                 <w:lang w:val="es-AR"/>
@@ -1190,11 +1216,13 @@
       <w:tr>
         <w:trPr>
           <w:cnfStyle w:val="000000100000" w:firstRow="0" w:lastRow="0" w:firstColumn="0" w:lastColumn="0" w:oddVBand="0" w:evenVBand="0" w:oddHBand="1" w:evenHBand="0" w:firstRowFirstColumn="0" w:firstRowLastColumn="0" w:lastRowFirstColumn="0" w:lastRowLastColumn="0"/>
+          <w:trHeight w:val="595"/>
         </w:trPr>
         <w:tc>
           <w:tcPr>
             <w:cnfStyle w:val="001000000000" w:firstRow="0" w:lastRow="0" w:firstColumn="1" w:lastColumn="0" w:oddVBand="0" w:evenVBand="0" w:oddHBand="0" w:evenHBand="0" w:firstRowFirstColumn="0" w:firstRowLastColumn="0" w:lastRowFirstColumn="0" w:lastRowLastColumn="0"/>
-            <w:tcW w:w="3152" w:type="dxa"/>
+            <w:tcW w:w="3681" w:type="dxa"/>
+            <w:shd w:val="clear" w:color="auto" w:fill="DAEFE2" w:themeFill="accent3" w:themeFillTint="33"/>
             <w:vAlign w:val="center"/>
           </w:tcPr>
           <w:p>
@@ -1215,11 +1243,13 @@
         </w:tc>
         <w:tc>
           <w:tcPr>
-            <w:tcW w:w="2951" w:type="dxa"/>
-          </w:tcPr>
-          <w:p>
-            <w:pPr>
-              <w:jc w:val="both"/>
+            <w:tcW w:w="2835" w:type="dxa"/>
+            <w:shd w:val="clear" w:color="auto" w:fill="DAEFE2" w:themeFill="accent3" w:themeFillTint="33"/>
+            <w:vAlign w:val="center"/>
+          </w:tcPr>
+          <w:p>
+            <w:pPr>
+              <w:jc w:val="center"/>
               <w:cnfStyle w:val="000000100000" w:firstRow="0" w:lastRow="0" w:firstColumn="0" w:lastColumn="0" w:oddVBand="0" w:evenVBand="0" w:oddHBand="1" w:evenHBand="0" w:firstRowFirstColumn="0" w:firstRowLastColumn="0" w:lastRowFirstColumn="0" w:lastRowLastColumn="0"/>
               <w:rPr>
                 <w:b/>
@@ -1231,7 +1261,8 @@
         </w:tc>
         <w:tc>
           <w:tcPr>
-            <w:tcW w:w="2725" w:type="dxa"/>
+            <w:tcW w:w="2312" w:type="dxa"/>
+            <w:shd w:val="clear" w:color="auto" w:fill="DAEFE2" w:themeFill="accent3" w:themeFillTint="33"/>
             <w:vAlign w:val="center"/>
           </w:tcPr>
           <w:p>
@@ -1279,14 +1310,18 @@
         </w:tc>
       </w:tr>
       <w:tr>
+        <w:trPr>
+          <w:trHeight w:val="595"/>
+        </w:trPr>
         <w:tc>
           <w:tcPr>
             <w:cnfStyle w:val="001000000000" w:firstRow="0" w:lastRow="0" w:firstColumn="1" w:lastColumn="0" w:oddVBand="0" w:evenVBand="0" w:oddHBand="0" w:evenHBand="0" w:firstRowFirstColumn="0" w:firstRowLastColumn="0" w:lastRowFirstColumn="0" w:lastRowLastColumn="0"/>
-            <w:tcW w:w="3152" w:type="dxa"/>
-          </w:tcPr>
-          <w:p>
-            <w:pPr>
-              <w:jc w:val="both"/>
+            <w:tcW w:w="3681" w:type="dxa"/>
+            <w:vAlign w:val="center"/>
+          </w:tcPr>
+          <w:p>
+            <w:pPr>
+              <w:jc w:val="center"/>
               <w:rPr>
                 <w:b w:val="0"/>
                 <w:bCs w:val="0"/>
@@ -1361,11 +1396,12 @@
         </w:tc>
         <w:tc>
           <w:tcPr>
-            <w:tcW w:w="2951" w:type="dxa"/>
-          </w:tcPr>
-          <w:p>
-            <w:pPr>
-              <w:jc w:val="both"/>
+            <w:tcW w:w="2835" w:type="dxa"/>
+            <w:vAlign w:val="center"/>
+          </w:tcPr>
+          <w:p>
+            <w:pPr>
+              <w:jc w:val="center"/>
               <w:cnfStyle w:val="000000000000" w:firstRow="0" w:lastRow="0" w:firstColumn="0" w:lastColumn="0" w:oddVBand="0" w:evenVBand="0" w:oddHBand="0" w:evenHBand="0" w:firstRowFirstColumn="0" w:firstRowLastColumn="0" w:lastRowFirstColumn="0" w:lastRowLastColumn="0"/>
               <w:rPr>
                 <w:lang w:val="es-AR"/>
@@ -1397,11 +1433,12 @@
         </w:tc>
         <w:tc>
           <w:tcPr>
-            <w:tcW w:w="2725" w:type="dxa"/>
-          </w:tcPr>
-          <w:p>
-            <w:pPr>
-              <w:jc w:val="both"/>
+            <w:tcW w:w="2312" w:type="dxa"/>
+            <w:vAlign w:val="center"/>
+          </w:tcPr>
+          <w:p>
+            <w:pPr>
+              <w:jc w:val="center"/>
               <w:cnfStyle w:val="000000000000" w:firstRow="0" w:lastRow="0" w:firstColumn="0" w:lastColumn="0" w:oddVBand="0" w:evenVBand="0" w:oddHBand="0" w:evenHBand="0" w:firstRowFirstColumn="0" w:firstRowLastColumn="0" w:lastRowFirstColumn="0" w:lastRowLastColumn="0"/>
               <w:rPr>
                 <w:lang w:val="es-AR"/>
@@ -1413,15 +1450,17 @@
       <w:tr>
         <w:trPr>
           <w:cnfStyle w:val="000000100000" w:firstRow="0" w:lastRow="0" w:firstColumn="0" w:lastColumn="0" w:oddVBand="0" w:evenVBand="0" w:oddHBand="1" w:evenHBand="0" w:firstRowFirstColumn="0" w:firstRowLastColumn="0" w:lastRowFirstColumn="0" w:lastRowLastColumn="0"/>
+          <w:trHeight w:val="595"/>
         </w:trPr>
         <w:tc>
           <w:tcPr>
             <w:cnfStyle w:val="001000000000" w:firstRow="0" w:lastRow="0" w:firstColumn="1" w:lastColumn="0" w:oddVBand="0" w:evenVBand="0" w:oddHBand="0" w:evenHBand="0" w:firstRowFirstColumn="0" w:firstRowLastColumn="0" w:lastRowFirstColumn="0" w:lastRowLastColumn="0"/>
-            <w:tcW w:w="3152" w:type="dxa"/>
-          </w:tcPr>
-          <w:p>
-            <w:pPr>
-              <w:jc w:val="both"/>
+            <w:tcW w:w="3681" w:type="dxa"/>
+            <w:vAlign w:val="center"/>
+          </w:tcPr>
+          <w:p>
+            <w:pPr>
+              <w:jc w:val="center"/>
               <w:rPr>
                 <w:b w:val="0"/>
                 <w:bCs w:val="0"/>
@@ -1458,11 +1497,12 @@
         </w:tc>
         <w:tc>
           <w:tcPr>
-            <w:tcW w:w="2951" w:type="dxa"/>
-          </w:tcPr>
-          <w:p>
-            <w:pPr>
-              <w:jc w:val="both"/>
+            <w:tcW w:w="2835" w:type="dxa"/>
+            <w:vAlign w:val="center"/>
+          </w:tcPr>
+          <w:p>
+            <w:pPr>
+              <w:jc w:val="center"/>
               <w:cnfStyle w:val="000000100000" w:firstRow="0" w:lastRow="0" w:firstColumn="0" w:lastColumn="0" w:oddVBand="0" w:evenVBand="0" w:oddHBand="1" w:evenHBand="0" w:firstRowFirstColumn="0" w:firstRowLastColumn="0" w:lastRowFirstColumn="0" w:lastRowLastColumn="0"/>
               <w:rPr>
                 <w:lang w:val="es-AR"/>
@@ -1494,11 +1534,12 @@
         </w:tc>
         <w:tc>
           <w:tcPr>
-            <w:tcW w:w="2725" w:type="dxa"/>
-          </w:tcPr>
-          <w:p>
-            <w:pPr>
-              <w:jc w:val="both"/>
+            <w:tcW w:w="2312" w:type="dxa"/>
+            <w:vAlign w:val="center"/>
+          </w:tcPr>
+          <w:p>
+            <w:pPr>
+              <w:jc w:val="center"/>
               <w:cnfStyle w:val="000000100000" w:firstRow="0" w:lastRow="0" w:firstColumn="0" w:lastColumn="0" w:oddVBand="0" w:evenVBand="0" w:oddHBand="1" w:evenHBand="0" w:firstRowFirstColumn="0" w:firstRowLastColumn="0" w:lastRowFirstColumn="0" w:lastRowLastColumn="0"/>
               <w:rPr>
                 <w:lang w:val="es-AR"/>
@@ -1508,10 +1549,14 @@
         </w:tc>
       </w:tr>
       <w:tr>
+        <w:trPr>
+          <w:trHeight w:val="595"/>
+        </w:trPr>
         <w:tc>
           <w:tcPr>
             <w:cnfStyle w:val="001000000000" w:firstRow="0" w:lastRow="0" w:firstColumn="1" w:lastColumn="0" w:oddVBand="0" w:evenVBand="0" w:oddHBand="0" w:evenHBand="0" w:firstRowFirstColumn="0" w:firstRowLastColumn="0" w:lastRowFirstColumn="0" w:lastRowLastColumn="0"/>
-            <w:tcW w:w="3152" w:type="dxa"/>
+            <w:tcW w:w="3681" w:type="dxa"/>
+            <w:shd w:val="clear" w:color="auto" w:fill="DAEFE2" w:themeFill="accent3" w:themeFillTint="33"/>
             <w:vAlign w:val="center"/>
           </w:tcPr>
           <w:p>
@@ -1541,7 +1586,8 @@
         </w:tc>
         <w:tc>
           <w:tcPr>
-            <w:tcW w:w="2951" w:type="dxa"/>
+            <w:tcW w:w="2835" w:type="dxa"/>
+            <w:shd w:val="clear" w:color="auto" w:fill="DAEFE2" w:themeFill="accent3" w:themeFillTint="33"/>
             <w:vAlign w:val="center"/>
           </w:tcPr>
           <w:p>
@@ -1589,11 +1635,13 @@
         </w:tc>
         <w:tc>
           <w:tcPr>
-            <w:tcW w:w="2725" w:type="dxa"/>
-          </w:tcPr>
-          <w:p>
-            <w:pPr>
-              <w:jc w:val="both"/>
+            <w:tcW w:w="2312" w:type="dxa"/>
+            <w:shd w:val="clear" w:color="auto" w:fill="DAEFE2" w:themeFill="accent3" w:themeFillTint="33"/>
+            <w:vAlign w:val="center"/>
+          </w:tcPr>
+          <w:p>
+            <w:pPr>
+              <w:jc w:val="center"/>
               <w:cnfStyle w:val="000000000000" w:firstRow="0" w:lastRow="0" w:firstColumn="0" w:lastColumn="0" w:oddVBand="0" w:evenVBand="0" w:oddHBand="0" w:evenHBand="0" w:firstRowFirstColumn="0" w:firstRowLastColumn="0" w:lastRowFirstColumn="0" w:lastRowLastColumn="0"/>
               <w:rPr>
                 <w:lang w:val="es-AR"/>
@@ -1605,12 +1653,12 @@
       <w:tr>
         <w:trPr>
           <w:cnfStyle w:val="000000100000" w:firstRow="0" w:lastRow="0" w:firstColumn="0" w:lastColumn="0" w:oddVBand="0" w:evenVBand="0" w:oddHBand="1" w:evenHBand="0" w:firstRowFirstColumn="0" w:firstRowLastColumn="0" w:lastRowFirstColumn="0" w:lastRowLastColumn="0"/>
-          <w:trHeight w:val="528"/>
+          <w:trHeight w:val="595"/>
         </w:trPr>
         <w:tc>
           <w:tcPr>
             <w:cnfStyle w:val="001000000000" w:firstRow="0" w:lastRow="0" w:firstColumn="1" w:lastColumn="0" w:oddVBand="0" w:evenVBand="0" w:oddHBand="0" w:evenHBand="0" w:firstRowFirstColumn="0" w:firstRowLastColumn="0" w:lastRowFirstColumn="0" w:lastRowLastColumn="0"/>
-            <w:tcW w:w="6103" w:type="dxa"/>
+            <w:tcW w:w="6516" w:type="dxa"/>
             <w:gridSpan w:val="2"/>
             <w:shd w:val="clear" w:color="auto" w:fill="4BAF73" w:themeFill="accent3"/>
             <w:vAlign w:val="center"/>
@@ -1659,7 +1707,7 @@
         </w:tc>
         <w:tc>
           <w:tcPr>
-            <w:tcW w:w="2725" w:type="dxa"/>
+            <w:tcW w:w="2312" w:type="dxa"/>
             <w:shd w:val="clear" w:color="auto" w:fill="4BAF73" w:themeFill="accent3"/>
             <w:vAlign w:val="center"/>
           </w:tcPr>
@@ -1698,6 +1746,14 @@
         </w:tc>
       </w:tr>
     </w:tbl>
+    <w:p>
+      <w:pPr>
+        <w:jc w:val="both"/>
+        <w:rPr>
+          <w:lang w:val="es-AR"/>
+        </w:rPr>
+      </w:pPr>
+    </w:p>
     <w:p>
       <w:pPr>
         <w:jc w:val="both"/>
